--- a/archive/2026-07-30/汇报稿.docx
+++ b/archive/2026-07-30/汇报稿.docx
@@ -159,7 +159,7 @@
           <w:b w:val="0"/>
           <w:sz w:val="22"/>
         </w:rPr>
-        <w:t>7月核心基调是『需求端全面深跌 + 头部业绩集中探底 + 政策/国补加速供给分化』：上半年宏观数据确认家装建材需求端（家具-6.6%/建材-10.5%）大幅跑输社零大盘，地产竣工-23.7%持续压制下游。7月中下旬H1业绩预告密集披露，覆盖面从定制家居三巨头（欧派预降50-60%、志邦预亏、索菲亚预降78-85%）扩散至软体（慕思预降44-51%）、卫浴（箭牌转亏、惠达预亏）、瓷砖（东鹏净利降85-88%）、板材（大亚圣象预亏）、厨柜（金牌预亏）等全品类集体探底；但也出现结构性亮点——蒙娜丽莎扭亏、红星美凯龙扭亏、三棵树零售涂料韧性、东鹏逆势净增门店50家，印证『收缩工程/做强零售/精细化』的自救路径开始见效。政策端标准与国补双轮驱动：智能卫浴可靠性国标、住宅全案整装服务标准、508项国标推高质量合规门槛；北京(07-23)、福建(07-22)地方国补密集扩围，首次将智能马桶、智能床、智能沙发等智能睡眠/软体家具纳入补贴，示范效应向全国传导。平台端京东家装整装+140%逆势高增仍是为数不多的结构性增量。天猫家装运营应重点关注：智能卫浴/智能睡眠（国标+国补双驱动）、整装（京东抢跑）、以及『做强零售弱化工程』的头部战略转向三条主线的竞品动向。 【07-30周度更新】卫浴陶瓷板块进一步验证『出口链高增(科达制造+69~82%、松霖科技+50~98%)vs 内销链探底(瑞尔特转亏、海鸥住工亏损扩大)』的深度分化，是否具备出口/多元化对冲成为本轮周期头部与腰部拉开身位的关键变量。</w:t>
+        <w:t>7月核心基调是『需求端全面深跌 + 头部业绩集中探底 + 政策/国补加速供给分化』：上半年宏观数据确认家装建材需求端（家具-6.6%/建材-10.5%）大幅跑输社零大盘，地产竣工-23.7%持续压制下游。7月中下旬H1业绩预告密集披露，覆盖面从定制家居三巨头（欧派预降50-60%、志邦预亏、索菲亚预降78-85%）扩散至软体（慕思预降44-51%）、卫浴（箭牌转亏、惠达预亏）、瓷砖（东鹏净利降85-88%）、板材（大亚圣象预亏）、厨柜（金牌预亏）等全品类集体探底；但也出现结构性亮点——蒙娜丽莎扭亏、红星美凯龙扭亏、三棵树零售涂料韧性、东鹏逆势净增门店50家，印证『收缩工程/做强零售/精细化』的自救路径开始见效。政策端标准与国补双轮驱动：智能卫浴可靠性国标、住宅全案整装服务标准、508项国标推高质量合规门槛；北京(07-23)、福建(07-22)地方国补密集扩围，首次将智能马桶、智能床、智能沙发等智能睡眠/软体家具纳入补贴，示范效应向全国传导。平台端京东家装整装+140%逆势高增仍是为数不多的结构性增量。天猫家装运营应重点关注：智能卫浴/智能睡眠（国标+国补双驱动）、整装（京东抢跑）、以及『做强零售弱化工程』的头部战略转向三条主线的竞品动向。 【07-30周度更新】卫浴陶瓷板块进一步验证『出口链高增(科达制造+69~82%、松霖科技+50~98%)vs 内销链探底(瑞尔特转亏、海鸥住工亏损扩大)』的深度分化，是否具备出口/多元化对冲成为本轮周期头部与腰部拉开身位的关键变量。 【07-30强登录源重采】经本机夸克浏览器陪跑,补齐抖音电商(蝉妈妈家具建材TOP17)、小红书(千瓜家居家装商单榜)、照明行业(阿拉丁2026H1景气)三大站外精确数据源;京准通因『行业分析仅对有竞价投放pin开放』的平台权限门槛无法取数,京麦因无POP商家权限阻塞,均已阻塞透明标注。</w:t>
       </w:r>
     </w:p>
     <w:p>
@@ -685,7 +685,7 @@
           <w:color w:val="2E5B9A"/>
           <w:sz w:val="27"/>
         </w:rPr>
-        <w:t>1.二　平台大事（4条）</w:t>
+        <w:t>1.二　平台大事（7条）</w:t>
       </w:r>
     </w:p>
     <w:tbl>
@@ -1083,6 +1083,232 @@
                 <w:sz w:val="19"/>
               </w:rPr>
               <w:t>南京建邺区政府</w:t>
+            </w:r>
+          </w:p>
+        </w:tc>
+      </w:tr>
+      <w:tr>
+        <w:tc>
+          <w:tcPr>
+            <w:tcW w:type="dxa" w:w="1247"/>
+          </w:tcPr>
+          <w:p>
+            <w:pPr>
+              <w:jc w:val="left"/>
+            </w:pPr>
+            <w:r>
+              <w:rPr>
+                <w:rFonts w:ascii="Arial" w:hAnsi="Arial" w:eastAsia="宋体"/>
+                <w:b w:val="0"/>
+                <w:sz w:val="19"/>
+              </w:rPr>
+              <w:t>2026-07-30</w:t>
+            </w:r>
+          </w:p>
+        </w:tc>
+        <w:tc>
+          <w:tcPr>
+            <w:tcW w:type="dxa" w:w="5386"/>
+          </w:tcPr>
+          <w:p>
+            <w:pPr>
+              <w:jc w:val="center"/>
+            </w:pPr>
+            <w:r>
+              <w:rPr>
+                <w:rFonts w:ascii="Arial" w:hAnsi="Arial" w:eastAsia="宋体"/>
+                <w:b w:val="0"/>
+                <w:sz w:val="19"/>
+              </w:rPr>
+              <w:t>蝉妈妈抖音电商『家具建材』近30天品牌销售额TOP榜:全友家居/林氏家居/源氏木语居前三</w:t>
+            </w:r>
+          </w:p>
+        </w:tc>
+        <w:tc>
+          <w:tcPr>
+            <w:tcW w:type="dxa" w:w="737"/>
+          </w:tcPr>
+          <w:p>
+            <w:pPr>
+              <w:jc w:val="center"/>
+            </w:pPr>
+            <w:r>
+              <w:rPr>
+                <w:rFonts w:ascii="Arial" w:hAnsi="Arial" w:eastAsia="宋体"/>
+                <w:b w:val="0"/>
+                <w:sz w:val="19"/>
+              </w:rPr>
+              <w:t>中</w:t>
+            </w:r>
+          </w:p>
+        </w:tc>
+        <w:tc>
+          <w:tcPr>
+            <w:tcW w:type="dxa" w:w="1814"/>
+          </w:tcPr>
+          <w:p>
+            <w:pPr>
+              <w:jc w:val="center"/>
+            </w:pPr>
+            <w:r>
+              <w:rPr>
+                <w:rFonts w:ascii="Arial" w:hAnsi="Arial" w:eastAsia="宋体"/>
+                <w:b w:val="0"/>
+                <w:sz w:val="19"/>
+              </w:rPr>
+              <w:t>蝉妈妈品牌库(本机夸克浏览器陪跑登录现采)</w:t>
+            </w:r>
+          </w:p>
+        </w:tc>
+      </w:tr>
+      <w:tr>
+        <w:tc>
+          <w:tcPr>
+            <w:tcW w:type="dxa" w:w="1247"/>
+            <w:shd w:val="clear" w:fill="F4F6F9"/>
+          </w:tcPr>
+          <w:p>
+            <w:pPr>
+              <w:jc w:val="left"/>
+            </w:pPr>
+            <w:r>
+              <w:rPr>
+                <w:rFonts w:ascii="Arial" w:hAnsi="Arial" w:eastAsia="宋体"/>
+                <w:b w:val="0"/>
+                <w:sz w:val="19"/>
+              </w:rPr>
+              <w:t>2026-07-30</w:t>
+            </w:r>
+          </w:p>
+        </w:tc>
+        <w:tc>
+          <w:tcPr>
+            <w:tcW w:type="dxa" w:w="5386"/>
+            <w:shd w:val="clear" w:fill="F4F6F9"/>
+          </w:tcPr>
+          <w:p>
+            <w:pPr>
+              <w:jc w:val="center"/>
+            </w:pPr>
+            <w:r>
+              <w:rPr>
+                <w:rFonts w:ascii="Arial" w:hAnsi="Arial" w:eastAsia="宋体"/>
+                <w:b w:val="0"/>
+                <w:sz w:val="19"/>
+              </w:rPr>
+              <w:t>千瓜小红书『家居家装商单笔记榜』(6月月榜):日化品牌大量占据,家装建材品牌仅6席</w:t>
+            </w:r>
+          </w:p>
+        </w:tc>
+        <w:tc>
+          <w:tcPr>
+            <w:tcW w:type="dxa" w:w="737"/>
+            <w:shd w:val="clear" w:fill="F4F6F9"/>
+          </w:tcPr>
+          <w:p>
+            <w:pPr>
+              <w:jc w:val="center"/>
+            </w:pPr>
+            <w:r>
+              <w:rPr>
+                <w:rFonts w:ascii="Arial" w:hAnsi="Arial" w:eastAsia="宋体"/>
+                <w:b w:val="0"/>
+                <w:sz w:val="19"/>
+              </w:rPr>
+              <w:t>中</w:t>
+            </w:r>
+          </w:p>
+        </w:tc>
+        <w:tc>
+          <w:tcPr>
+            <w:tcW w:type="dxa" w:w="1814"/>
+            <w:shd w:val="clear" w:fill="F4F6F9"/>
+          </w:tcPr>
+          <w:p>
+            <w:pPr>
+              <w:jc w:val="center"/>
+            </w:pPr>
+            <w:r>
+              <w:rPr>
+                <w:rFonts w:ascii="Arial" w:hAnsi="Arial" w:eastAsia="宋体"/>
+                <w:b w:val="0"/>
+                <w:sz w:val="19"/>
+              </w:rPr>
+              <w:t>千瓜尊享版(本机夸克浏览器陪跑登录现采)</w:t>
+            </w:r>
+          </w:p>
+        </w:tc>
+      </w:tr>
+      <w:tr>
+        <w:tc>
+          <w:tcPr>
+            <w:tcW w:type="dxa" w:w="1247"/>
+          </w:tcPr>
+          <w:p>
+            <w:pPr>
+              <w:jc w:val="left"/>
+            </w:pPr>
+            <w:r>
+              <w:rPr>
+                <w:rFonts w:ascii="Arial" w:hAnsi="Arial" w:eastAsia="宋体"/>
+                <w:b w:val="0"/>
+                <w:sz w:val="19"/>
+              </w:rPr>
+              <w:t>2026-07-30</w:t>
+            </w:r>
+          </w:p>
+        </w:tc>
+        <w:tc>
+          <w:tcPr>
+            <w:tcW w:type="dxa" w:w="5386"/>
+          </w:tcPr>
+          <w:p>
+            <w:pPr>
+              <w:jc w:val="center"/>
+            </w:pPr>
+            <w:r>
+              <w:rPr>
+                <w:rFonts w:ascii="Arial" w:hAnsi="Arial" w:eastAsia="宋体"/>
+                <w:b w:val="0"/>
+                <w:sz w:val="19"/>
+              </w:rPr>
+              <w:t>阿拉丁照明网:2026H1照明/灯具光源行业景气回暖,17家上市公司发布业绩预告</w:t>
+            </w:r>
+          </w:p>
+        </w:tc>
+        <w:tc>
+          <w:tcPr>
+            <w:tcW w:type="dxa" w:w="737"/>
+          </w:tcPr>
+          <w:p>
+            <w:pPr>
+              <w:jc w:val="center"/>
+            </w:pPr>
+            <w:r>
+              <w:rPr>
+                <w:rFonts w:ascii="Arial" w:hAnsi="Arial" w:eastAsia="宋体"/>
+                <w:b w:val="0"/>
+                <w:sz w:val="19"/>
+              </w:rPr>
+              <w:t>中</w:t>
+            </w:r>
+          </w:p>
+        </w:tc>
+        <w:tc>
+          <w:tcPr>
+            <w:tcW w:type="dxa" w:w="1814"/>
+          </w:tcPr>
+          <w:p>
+            <w:pPr>
+              <w:jc w:val="center"/>
+            </w:pPr>
+            <w:r>
+              <w:rPr>
+                <w:rFonts w:ascii="Arial" w:hAnsi="Arial" w:eastAsia="宋体"/>
+                <w:b w:val="0"/>
+                <w:sz w:val="19"/>
+              </w:rPr>
+              <w:t>阿拉丁照明网(本机夸克浏览器现采,过WAF滑块)</w:t>
             </w:r>
           </w:p>
         </w:tc>
@@ -1109,7 +1335,7 @@
           <w:color w:val="333333"/>
           <w:sz w:val="21"/>
         </w:rPr>
-        <w:t>本组共4条，其中高影响1条。平台端呈现『冰火两重天』：京东家装以整装+140%逆势高增、国补第三批625亿续力，是少数结构性亮点；抖音则收紧商家资质合规。天猫应重点关注京东在整装/局改赛道的抢跑，以及国补品类（卫浴/家电）的竞品承接节奏。</w:t>
+        <w:t>本组共7条，其中高影响1条。平台端呈现『冰火两重天』：京东家装以整装+140%逆势高增、国补第三批625亿续力，是少数结构性亮点；抖音则收紧商家资质合规。天猫应重点关注京东在整装/局改赛道的抢跑，以及国补品类（卫浴/家电）的竞品承接节奏。</w:t>
       </w:r>
     </w:p>
     <w:p>
@@ -4767,7 +4993,7 @@
           <w:b w:val="0"/>
           <w:sz w:val="22"/>
         </w:rPr>
-        <w:t>数据来源：抖店罗盘·类目概览（https://compass.jinritemai.com/shop/chance/category-overview），经陪跑扫码登录后浏览器自动化抽取，采集时间 2026-07-16 07:30 CST。【数据日期提示】本区块为2026-07-16采集的近7天(07/09-07/15)快照，本期(07-26)因登录态未验证沿用上期，待用户扫码后现采。抖店罗盘对市场类目只公开数量级区间（如 ¥1亿-¥1.5亿），不显示精确值；文中区间原样保留。较上周期百分比为口径公开的精确 YoW。</w:t>
+        <w:t>数据来源：抖店罗盘·类目概览（https://compass.jinritemai.com/shop/chance/category-overview），经陪跑扫码登录后浏览器自动化抽取，采集时间 2026-07-30 16:17 CST。【数据日期提示】本区块为2026-07-30经夸克浏览器现采的近7天(2026/07/23-07/29)数据。抖店罗盘对市场类目只公开数量级区间（如 ¥1亿-¥1.5亿），不显示精确值；文中区间原样保留。较上周期百分比为口径公开的精确 WoW。</w:t>
       </w:r>
     </w:p>
     <w:p>
@@ -4909,7 +5135,7 @@
                 <w:b w:val="0"/>
                 <w:sz w:val="19"/>
               </w:rPr>
-              <w:t>+1.51%</w:t>
+              <w:t>+1.12%</w:t>
             </w:r>
           </w:p>
         </w:tc>
@@ -4949,7 +5175,7 @@
                 <w:b w:val="0"/>
                 <w:sz w:val="19"/>
               </w:rPr>
-              <w:t>1,000万 - 2,500万</w:t>
+              <w:t>750万 - 1,000万</w:t>
             </w:r>
           </w:p>
         </w:tc>
@@ -4968,7 +5194,7 @@
                 <w:b w:val="0"/>
                 <w:sz w:val="19"/>
               </w:rPr>
-              <w:t>+5.80%</w:t>
+              <w:t>+0.57%</w:t>
             </w:r>
           </w:p>
         </w:tc>
@@ -5024,7 +5250,7 @@
                 <w:b w:val="0"/>
                 <w:sz w:val="19"/>
               </w:rPr>
-              <w:t>+4.89%</w:t>
+              <w:t>+5.52%</w:t>
             </w:r>
           </w:p>
         </w:tc>
@@ -5083,7 +5309,7 @@
                 <w:b w:val="0"/>
                 <w:sz w:val="19"/>
               </w:rPr>
-              <w:t>+7.00%</w:t>
+              <w:t>-0.85%</w:t>
             </w:r>
           </w:p>
         </w:tc>
@@ -5139,7 +5365,7 @@
                 <w:b w:val="0"/>
                 <w:sz w:val="19"/>
               </w:rPr>
-              <w:t>+0.75%</w:t>
+              <w:t>+0.37%</w:t>
             </w:r>
           </w:p>
         </w:tc>
@@ -5198,7 +5424,7 @@
                 <w:b w:val="0"/>
                 <w:sz w:val="19"/>
               </w:rPr>
-              <w:t>+1.98%</w:t>
+              <w:t>-0.77%</w:t>
             </w:r>
           </w:p>
         </w:tc>
@@ -5254,7 +5480,7 @@
                 <w:b w:val="0"/>
                 <w:sz w:val="19"/>
               </w:rPr>
-              <w:t>+6.91%</w:t>
+              <w:t>+1.70%</w:t>
             </w:r>
           </w:p>
         </w:tc>
@@ -5313,7 +5539,7 @@
                 <w:b w:val="0"/>
                 <w:sz w:val="19"/>
               </w:rPr>
-              <w:t>+6.10%</w:t>
+              <w:t>-4.17%</w:t>
             </w:r>
           </w:p>
         </w:tc>
@@ -7550,7 +7776,7 @@
                 <w:b w:val="0"/>
                 <w:sz w:val="19"/>
               </w:rPr>
-              <w:t>54.8%</w:t>
+              <w:t>54.9%</w:t>
             </w:r>
           </w:p>
         </w:tc>
@@ -7608,7 +7834,7 @@
                 <w:b w:val="0"/>
                 <w:sz w:val="19"/>
               </w:rPr>
-              <w:t>21.87%</w:t>
+              <w:t>21.76%</w:t>
             </w:r>
           </w:p>
         </w:tc>
@@ -7665,7 +7891,7 @@
                 <w:b w:val="0"/>
                 <w:sz w:val="19"/>
               </w:rPr>
-              <w:t>19.7%</w:t>
+              <w:t>19.47%</w:t>
             </w:r>
           </w:p>
         </w:tc>
@@ -7723,7 +7949,7 @@
                 <w:b w:val="0"/>
                 <w:sz w:val="19"/>
               </w:rPr>
-              <w:t>3.54%</w:t>
+              <w:t>3.79%</w:t>
             </w:r>
           </w:p>
         </w:tc>
@@ -7780,7 +8006,7 @@
                 <w:b w:val="0"/>
                 <w:sz w:val="19"/>
               </w:rPr>
-              <w:t>0.1%</w:t>
+              <w:t>0.08%</w:t>
             </w:r>
           </w:p>
         </w:tc>
@@ -12629,7 +12855,7 @@
           <w:rFonts w:ascii="Arial" w:hAnsi="Arial" w:eastAsia="宋体"/>
           <w:sz w:val="21"/>
         </w:rPr>
-        <w:t>• 抖店罗盘剩余3页（榜单/趋势/竞争分析）——能力可达，下期补采</w:t>
+        <w:t>• 京麦商智：待用户切换POP商家账号扫码陪跑（本轮买家号提示『暂不支持开店』）</w:t>
       </w:r>
     </w:p>
     <w:p>
@@ -12642,7 +12868,7 @@
           <w:rFonts w:ascii="Arial" w:hAnsi="Arial" w:eastAsia="宋体"/>
           <w:sz w:val="21"/>
         </w:rPr>
-        <w:t>• 京麦商智：待用户切换POP商家账号扫码陪跑</w:t>
+        <w:t>• 京准通行业分析：待用户提供有实际竞价广告投放的京东广告主账号（本轮账号零投放，撞平台权限门槛）</w:t>
       </w:r>
     </w:p>
     <w:p>
@@ -12655,7 +12881,7 @@
           <w:rFonts w:ascii="Arial" w:hAnsi="Arial" w:eastAsia="宋体"/>
           <w:sz w:val="21"/>
         </w:rPr>
-        <w:t>• 京准通：待用户提供京东广告主账号授权</w:t>
+        <w:t>• 抖店罗盘剩余页（榜单/趋势/竞争分析）：能力可达，下期展开补采</w:t>
       </w:r>
     </w:p>
     <w:p>
@@ -12668,20 +12894,7 @@
           <w:rFonts w:ascii="Arial" w:hAnsi="Arial" w:eastAsia="宋体"/>
           <w:sz w:val="21"/>
         </w:rPr>
-        <w:t>• 蝉妈妈后台榜单：待用户提供其后台书签URL或陪跑截图</w:t>
-      </w:r>
-    </w:p>
-    <w:p>
-      <w:pPr>
-        <w:spacing w:line="336" w:lineRule="auto"/>
-        <w:ind w:left="360"/>
-      </w:pPr>
-      <w:r>
-        <w:rPr>
-          <w:rFonts w:ascii="Arial" w:hAnsi="Arial" w:eastAsia="宋体"/>
-          <w:sz w:val="21"/>
-        </w:rPr>
-        <w:t>• 千瓜家居行业大盘：需尊享版会员权限（会员墙），或改用其他小红书数据源</w:t>
+        <w:t>• 千瓜行业流量大盘曲线：需更高阶数据权限，本轮已改从品牌排行榜维度采到家居家装商单榜</w:t>
       </w:r>
     </w:p>
     <w:p>
@@ -12695,6 +12908,19 @@
           <w:sz w:val="21"/>
         </w:rPr>
         <w:t>• 小红书千帆/蒲公英量化流量：需对应商业产品账号权限</w:t>
+      </w:r>
+    </w:p>
+    <w:p>
+      <w:pPr>
+        <w:spacing w:line="336" w:lineRule="auto"/>
+        <w:ind w:left="360"/>
+      </w:pPr>
+      <w:r>
+        <w:rPr>
+          <w:rFonts w:ascii="Arial" w:hAnsi="Arial" w:eastAsia="宋体"/>
+          <w:sz w:val="21"/>
+        </w:rPr>
+        <w:t>• 微信文档：公司网络DLP拦截，需用手机/非阿里网络访问</w:t>
       </w:r>
     </w:p>
     <w:sectPr>
